--- a/docs/01-Treibhaus-to-Go/sitzung-1-01.docx
+++ b/docs/01-Treibhaus-to-Go/sitzung-1-01.docx
@@ -283,7 +283,7 @@
         <w:pStyle w:val="BodyText"/>
       </w:pPr>
       <w:r>
-        <w:t xml:space="preserve">Aufbauszeichnung</w:t>
+        <w:t xml:space="preserve">Versuchsaufbau-Zeichnung/Beschreibung</w:t>
       </w:r>
     </w:p>
     <w:bookmarkEnd w:id="23"/>
